--- a/docs/word/06_環境準備チェックリスト.docx
+++ b/docs/word/06_環境準備チェックリスト.docx
@@ -93,14 +93,14 @@
           <w:rFonts w:ascii="Yu Gothic" w:hAnsi="Yu Gothic" w:eastAsia="游ゴシック"/>
           <w:b w:val="0"/>
         </w:rPr>
-        <w:t>☐ 研修用の演習素材（</w:t>
+        <w:t xml:space="preserve">☐ 研修用の演習素材（配布資料の </w:t>
       </w:r>
       <w:r>
         <w:rPr>
           <w:rFonts w:ascii="Consolas" w:hAnsi="Consolas" w:eastAsia="游ゴシック"/>
           <w:b w:val="0"/>
         </w:rPr>
-        <w:t>materials/</w:t>
+        <w:t>03_演習素材</w:t>
       </w:r>
       <w:r>
         <w:rPr>
